--- a/chapters/komolafe.docx
+++ b/chapters/komolafe.docx
@@ -96,13 +96,7 @@
         <w:rPr>
           <w:color w:val="000000" w:themeColor="text1"/>
         </w:rPr>
-        <w:t xml:space="preserve"> </w:t>
-      </w:r>
-      <w:r>
-        <w:rPr>
-          <w:color w:val="000000" w:themeColor="text1"/>
-        </w:rPr>
-        <w:t>In proposing this account as a viable alternative to earlier attempts to provide a moral justification for why individuals ought to obey the state, Wolff begins by interrogating existing theories of political obligation and concludes that they are unsatisfactory. In particular, he criticizes monist accounts of political obligation, for reasons I will explicate fully in this chapter.</w:t>
+        <w:t xml:space="preserve"> In proposing this account as a viable alternative to earlier attempts to provide a moral justification for why individuals ought to obey the state, Wolff begins by interrogating existing theories of political obligation and concludes that they are unsatisfactory. In particular, he criticizes monist accounts of political obligation, for reasons I will explicate fully in this chapter.</w:t>
       </w:r>
     </w:p>
     <w:p>
@@ -136,13 +130,7 @@
         <w:rPr>
           <w:color w:val="000000" w:themeColor="text1"/>
         </w:rPr>
-        <w:t xml:space="preserve"> </w:t>
-      </w:r>
-      <w:r>
-        <w:rPr>
-          <w:color w:val="000000" w:themeColor="text1"/>
-        </w:rPr>
-        <w:t>The question that arises, however, is how such reasons relate to the authority the state claims to exercise.</w:t>
+        <w:t xml:space="preserve"> The question that arises, however, is how such reasons relate to the authority the state claims to exercise.</w:t>
       </w:r>
     </w:p>
     <w:p>
@@ -224,16 +212,26 @@
         <w:rPr>
           <w:color w:val="000000" w:themeColor="text1"/>
         </w:rPr>
-        <w:t xml:space="preserve"> he advances optimistic arguments in </w:t>
-      </w:r>
-      <w:proofErr w:type="spellStart"/>
-      <w:r>
-        <w:rPr>
-          <w:color w:val="000000" w:themeColor="text1"/>
-        </w:rPr>
-        <w:t>favour</w:t>
-      </w:r>
-      <w:proofErr w:type="spellEnd"/>
+        <w:t xml:space="preserve"> he advances </w:t>
+      </w:r>
+      <w:r>
+        <w:rPr>
+          <w:color w:val="000000" w:themeColor="text1"/>
+        </w:rPr>
+        <w:t xml:space="preserve">some plausible </w:t>
+      </w:r>
+      <w:r>
+        <w:rPr>
+          <w:color w:val="000000" w:themeColor="text1"/>
+        </w:rPr>
+        <w:t xml:space="preserve">arguments in </w:t>
+      </w:r>
+      <w:r>
+        <w:rPr>
+          <w:color w:val="000000" w:themeColor="text1"/>
+        </w:rPr>
+        <w:t>favor</w:t>
+      </w:r>
       <w:r>
         <w:rPr>
           <w:color w:val="000000" w:themeColor="text1"/>
@@ -256,7 +254,31 @@
         <w:rPr>
           <w:color w:val="000000" w:themeColor="text1"/>
         </w:rPr>
-        <w:t>individual autonomy to the liberal account of justifying the state or state actions and build</w:t>
+        <w:t>individual autonomy to the liberal account of justifying the state</w:t>
+      </w:r>
+      <w:r>
+        <w:rPr>
+          <w:color w:val="000000" w:themeColor="text1"/>
+        </w:rPr>
+        <w:t>,</w:t>
+      </w:r>
+      <w:r>
+        <w:rPr>
+          <w:color w:val="000000" w:themeColor="text1"/>
+        </w:rPr>
+        <w:t xml:space="preserve"> or state actions</w:t>
+      </w:r>
+      <w:r>
+        <w:rPr>
+          <w:color w:val="000000" w:themeColor="text1"/>
+        </w:rPr>
+        <w:t>,</w:t>
+      </w:r>
+      <w:r>
+        <w:rPr>
+          <w:color w:val="000000" w:themeColor="text1"/>
+        </w:rPr>
+        <w:t xml:space="preserve"> and build</w:t>
       </w:r>
       <w:r>
         <w:rPr>
@@ -304,48 +326,48 @@
         <w:rPr>
           <w:color w:val="000000" w:themeColor="text1"/>
         </w:rPr>
-        <w:t>strengthen</w:t>
-      </w:r>
-      <w:r>
-        <w:rPr>
-          <w:color w:val="000000" w:themeColor="text1"/>
-        </w:rPr>
-        <w:t>ing</w:t>
-      </w:r>
-      <w:r>
-        <w:rPr>
-          <w:color w:val="000000" w:themeColor="text1"/>
-        </w:rPr>
-        <w:t xml:space="preserve"> their objectives while </w:t>
-      </w:r>
-      <w:r>
-        <w:rPr>
-          <w:color w:val="000000" w:themeColor="text1"/>
-        </w:rPr>
-        <w:t xml:space="preserve">also </w:t>
-      </w:r>
-      <w:r>
-        <w:rPr>
-          <w:color w:val="000000" w:themeColor="text1"/>
-        </w:rPr>
-        <w:t>subjecting them to critical scrutiny.</w:t>
-      </w:r>
-    </w:p>
-    <w:p>
-      <w:pPr>
-        <w:spacing w:line="360" w:lineRule="auto"/>
-        <w:jc w:val="both"/>
-        <w:rPr>
-          <w:rFonts w:ascii="Times New Roman" w:hAnsi="Times New Roman" w:cs="Times New Roman"/>
-          <w:color w:val="000000" w:themeColor="text1"/>
-        </w:rPr>
-      </w:pPr>
-      <w:r>
-        <w:rPr>
-          <w:rFonts w:ascii="Times New Roman" w:hAnsi="Times New Roman" w:cs="Times New Roman"/>
-          <w:color w:val="000000" w:themeColor="text1"/>
-        </w:rPr>
-        <w:t>In this chapter, I offer a reconstruction of Jonthan Wolff’s pluralist account</w:t>
+        <w:t xml:space="preserve">deepening </w:t>
+      </w:r>
+      <w:r>
+        <w:rPr>
+          <w:color w:val="000000" w:themeColor="text1"/>
+        </w:rPr>
+        <w:t xml:space="preserve">their </w:t>
+      </w:r>
+      <w:r>
+        <w:rPr>
+          <w:color w:val="000000" w:themeColor="text1"/>
+        </w:rPr>
+        <w:t xml:space="preserve">conviction </w:t>
+      </w:r>
+      <w:r>
+        <w:rPr>
+          <w:color w:val="000000" w:themeColor="text1"/>
+        </w:rPr>
+        <w:t xml:space="preserve">while </w:t>
+      </w:r>
+      <w:r>
+        <w:rPr>
+          <w:color w:val="000000" w:themeColor="text1"/>
+        </w:rPr>
+        <w:t>also subjecting them to critical scrutiny.</w:t>
+      </w:r>
+    </w:p>
+    <w:p>
+      <w:pPr>
+        <w:spacing w:line="360" w:lineRule="auto"/>
+        <w:jc w:val="both"/>
+        <w:rPr>
+          <w:rFonts w:ascii="Times New Roman" w:hAnsi="Times New Roman" w:cs="Times New Roman"/>
+          <w:color w:val="000000" w:themeColor="text1"/>
+        </w:rPr>
+      </w:pPr>
+      <w:r>
+        <w:rPr>
+          <w:rFonts w:ascii="Times New Roman" w:hAnsi="Times New Roman" w:cs="Times New Roman"/>
+          <w:color w:val="000000" w:themeColor="text1"/>
+        </w:rPr>
+        <w:t>In this chapter, I offer a reconstruction of Wolff’s pluralist account</w:t>
       </w:r>
       <w:r>
         <w:rPr>
@@ -366,7 +388,21 @@
           <w:rFonts w:ascii="Times New Roman" w:hAnsi="Times New Roman" w:cs="Times New Roman"/>
           <w:color w:val="000000" w:themeColor="text1"/>
         </w:rPr>
-        <w:t xml:space="preserve">I argue that while Wolff successfully exposes the limitations of monistic theories and offers a more flexible account of political obligation, his pluralism does not appear to provide a sufficiently unified or general basis for justifying the state </w:t>
+        <w:t xml:space="preserve">I argue that while </w:t>
+      </w:r>
+      <w:r>
+        <w:rPr>
+          <w:rFonts w:ascii="Times New Roman" w:hAnsi="Times New Roman" w:cs="Times New Roman"/>
+          <w:color w:val="000000" w:themeColor="text1"/>
+        </w:rPr>
+        <w:t xml:space="preserve">he </w:t>
+      </w:r>
+      <w:r>
+        <w:rPr>
+          <w:rFonts w:ascii="Times New Roman" w:hAnsi="Times New Roman" w:cs="Times New Roman"/>
+          <w:color w:val="000000" w:themeColor="text1"/>
+        </w:rPr>
+        <w:t xml:space="preserve">successfully exposes the limitations of monistic theories and offers a more flexible account of political obligation, his pluralism does not appear to provide a sufficiently unified or general basis for justifying the state as a general authority </w:t>
       </w:r>
       <w:r>
         <w:rPr>
@@ -374,13 +410,6 @@
           <w:color w:val="000000" w:themeColor="text1"/>
         </w:rPr>
         <w:lastRenderedPageBreak/>
-        <w:t xml:space="preserve">as a general authority </w:t>
-      </w:r>
-      <w:r>
-        <w:rPr>
-          <w:rFonts w:ascii="Times New Roman" w:hAnsi="Times New Roman" w:cs="Times New Roman"/>
-          <w:color w:val="000000" w:themeColor="text1"/>
-        </w:rPr>
         <w:t xml:space="preserve">that applies to all. </w:t>
       </w:r>
       <w:r>
@@ -471,13 +500,7 @@
         <w:rPr>
           <w:color w:val="000000" w:themeColor="text1"/>
         </w:rPr>
-        <w:t xml:space="preserve"> </w:t>
-      </w:r>
-      <w:r>
-        <w:rPr>
-          <w:color w:val="000000" w:themeColor="text1"/>
-        </w:rPr>
-        <w:t>My concern is not solely that Wolff rejects a unified account, but that his framework may be insufficient to support the kind of general and enforceable authority that the state claims to exercise.</w:t>
+        <w:t xml:space="preserve"> My concern is not solely that Wolff rejects a unified account, but that his framework may be insufficient to support the kind of general and enforceable authority that the state claims to exercise.</w:t>
       </w:r>
     </w:p>
     <w:p>
@@ -493,27 +516,45 @@
         <w:rPr>
           <w:color w:val="000000" w:themeColor="text1"/>
         </w:rPr>
-        <w:t xml:space="preserve">The exposition and evaluation of Wolff would be limited to the liberal account of political obligation for two reasons. First, Wolff takes seriously the demands of individual autonomy without presupposing that the state is justified and thereby engages directly with the anarchist challenge. Second, although he offers internal criticisms of liberal theories, his account operates largely within the same broadly liberal, and </w:t>
+        <w:t>The exposition and evaluation of Wolff w</w:t>
+      </w:r>
+      <w:r>
+        <w:rPr>
+          <w:color w:val="000000" w:themeColor="text1"/>
+        </w:rPr>
+        <w:t xml:space="preserve">ill </w:t>
+      </w:r>
+      <w:r>
+        <w:rPr>
+          <w:color w:val="000000" w:themeColor="text1"/>
+        </w:rPr>
+        <w:t xml:space="preserve">be limited to the liberal account of political obligation for two reasons. First, Wolff takes seriously the demands of individual autonomy without presupposing that the state is justified and thereby engages directly with the anarchist challenge. Second, although he offers internal criticisms of liberal theories, his account operates largely within the same broadly liberal, </w:t>
       </w:r>
       <w:proofErr w:type="gramStart"/>
       <w:r>
         <w:rPr>
           <w:color w:val="000000" w:themeColor="text1"/>
         </w:rPr>
-        <w:t>in particular neo-</w:t>
+        <w:t>and in particular</w:t>
+      </w:r>
+      <w:r>
+        <w:rPr>
+          <w:color w:val="000000" w:themeColor="text1"/>
+        </w:rPr>
+        <w:t>,</w:t>
+      </w:r>
+      <w:r>
+        <w:rPr>
+          <w:color w:val="000000" w:themeColor="text1"/>
+        </w:rPr>
+        <w:t xml:space="preserve"> neo-</w:t>
       </w:r>
       <w:proofErr w:type="gramEnd"/>
       <w:r>
         <w:rPr>
           <w:color w:val="000000" w:themeColor="text1"/>
         </w:rPr>
-        <w:t xml:space="preserve">Rawlsian, framework. </w:t>
-      </w:r>
-      <w:r>
-        <w:rPr>
-          <w:color w:val="000000" w:themeColor="text1"/>
-        </w:rPr>
-        <w:t>In what follows, the chapter (</w:t>
+        <w:t>Rawlsian framework. In what follows, the chapter (</w:t>
       </w:r>
       <w:proofErr w:type="spellStart"/>
       <w:r>
@@ -527,13 +568,7 @@
         <w:rPr>
           <w:color w:val="000000" w:themeColor="text1"/>
         </w:rPr>
-        <w:t>) examines Wolff’s critique of monistic liberal theories of political obligation, (ii) considers his response to the anarchist challenge, (iii) reconstructs his pluralist alternative, and (iv) assesses its implications for the justification of the state</w:t>
-      </w:r>
-      <w:r>
-        <w:rPr>
-          <w:color w:val="000000" w:themeColor="text1"/>
-        </w:rPr>
-        <w:t>.</w:t>
+        <w:t>) examines Wolff’s critique of monistic liberal theories of political obligation, (ii) considers his response to the anarchist challenge, (iii) reconstructs his pluralist alternative, and (iv) assesses its implications for the justification of the state.</w:t>
       </w:r>
     </w:p>
     <w:p>
@@ -575,55 +610,19 @@
         <w:rPr>
           <w:color w:val="000000" w:themeColor="text1"/>
         </w:rPr>
-        <w:t>Wolff’s approach can be understood in two respects</w:t>
-      </w:r>
-      <w:r>
-        <w:rPr>
-          <w:color w:val="000000" w:themeColor="text1"/>
-        </w:rPr>
-        <w:t>. F</w:t>
-      </w:r>
-      <w:r>
-        <w:rPr>
-          <w:color w:val="000000" w:themeColor="text1"/>
-        </w:rPr>
-        <w:t>irst, he offers a critical diagnostic of monist theories and shows their limitations</w:t>
-      </w:r>
-      <w:r>
-        <w:rPr>
-          <w:color w:val="000000" w:themeColor="text1"/>
-        </w:rPr>
-        <w:t xml:space="preserve">. </w:t>
-      </w:r>
-      <w:r>
-        <w:rPr>
-          <w:color w:val="000000" w:themeColor="text1"/>
-        </w:rPr>
-        <w:t>Wolff analyses the content and context of monist theories and identifies their underlying assumptions as well as the sources of their failure in grounding political obligation.</w:t>
-      </w:r>
-      <w:r>
-        <w:rPr>
-          <w:color w:val="000000" w:themeColor="text1"/>
-        </w:rPr>
-        <w:t xml:space="preserve"> S</w:t>
-      </w:r>
-      <w:r>
-        <w:rPr>
-          <w:color w:val="000000" w:themeColor="text1"/>
-        </w:rPr>
-        <w:t xml:space="preserve">econd, he acknowledges the need to move beyond monism and builds his account on </w:t>
-      </w:r>
-      <w:r>
-        <w:rPr>
-          <w:color w:val="000000" w:themeColor="text1"/>
-        </w:rPr>
-        <w:t xml:space="preserve">a reconstruction of </w:t>
-      </w:r>
-      <w:r>
-        <w:rPr>
-          <w:color w:val="000000" w:themeColor="text1"/>
-        </w:rPr>
-        <w:t>a pluralist alternative.</w:t>
+        <w:t>Wolff’s approach can be understood in two respects. First, he offers a critical diagnostic of monist theories and shows their limitations. Wolff analy</w:t>
+      </w:r>
+      <w:r>
+        <w:rPr>
+          <w:color w:val="000000" w:themeColor="text1"/>
+        </w:rPr>
+        <w:t>z</w:t>
+      </w:r>
+      <w:r>
+        <w:rPr>
+          <w:color w:val="000000" w:themeColor="text1"/>
+        </w:rPr>
+        <w:t>es the content and context of monist theories and identifies their underlying assumptions as well as the sources of their failure in grounding political obligation. Second, he acknowledges the need to move beyond monism and builds his account on a reconstruction of a pluralist alternative.</w:t>
       </w:r>
     </w:p>
     <w:p>
@@ -653,19 +652,7 @@
         <w:rPr>
           <w:color w:val="000000" w:themeColor="text1"/>
         </w:rPr>
-        <w:t>, Wolff begins his diagnos</w:t>
-      </w:r>
-      <w:r>
-        <w:rPr>
-          <w:color w:val="000000" w:themeColor="text1"/>
-        </w:rPr>
-        <w:t>i</w:t>
-      </w:r>
-      <w:r>
-        <w:rPr>
-          <w:color w:val="000000" w:themeColor="text1"/>
-        </w:rPr>
-        <w:t xml:space="preserve">s by examining a familiar line of justification for the state, which I will refer to as the necessity-based argument. On this view, the state is justified not because it can be supported by an independent moral principle, but because there is no viable alternative to it. The absence of political authority is taken to result in the disorder </w:t>
+        <w:t xml:space="preserve">, Wolff begins his diagnosis by examining a familiar line of justification for the state, which I will refer to as the necessity-based argument. On this view, the state is justified not because it can be supported by an independent moral principle, but because there is no viable alternative to it. The absence of political authority is taken to result in the disorder </w:t>
       </w:r>
       <w:r>
         <w:rPr>
@@ -722,31 +709,7 @@
         <w:rPr>
           <w:color w:val="000000" w:themeColor="text1"/>
         </w:rPr>
-        <w:t xml:space="preserve"> The claim that the state is necessary to prevent disorder may </w:t>
-      </w:r>
-      <w:r>
-        <w:rPr>
-          <w:color w:val="000000" w:themeColor="text1"/>
-        </w:rPr>
-        <w:t xml:space="preserve">support prudential reasons </w:t>
-      </w:r>
-      <w:r>
-        <w:rPr>
-          <w:color w:val="000000" w:themeColor="text1"/>
-        </w:rPr>
-        <w:t xml:space="preserve">individuals have to </w:t>
-      </w:r>
-      <w:r>
-        <w:rPr>
-          <w:color w:val="000000" w:themeColor="text1"/>
-        </w:rPr>
-        <w:t xml:space="preserve">obey it, </w:t>
-      </w:r>
-      <w:r>
-        <w:rPr>
-          <w:color w:val="000000" w:themeColor="text1"/>
-        </w:rPr>
-        <w:t>but it does not establish that they are morally bound to obey.</w:t>
+        <w:t xml:space="preserve"> The claim that the state is necessary to prevent disorder may support prudential reasons individuals have to obey it, but it does not establish that they are morally bound to obey.</w:t>
       </w:r>
     </w:p>
     <w:p>
@@ -762,7 +725,19 @@
         <w:rPr>
           <w:color w:val="000000" w:themeColor="text1"/>
         </w:rPr>
-        <w:t>Wolff identifies a second approach, which seeks to justify political obligation by appealing to moral duties to obey political authority. Unlike necessity-based arguments, this approach attempts to provide a genuinely normative account of why individuals are bound by the state.</w:t>
+        <w:t>Wolff identifies a second approach, which seeks to justify political obligation by appealing to moral duties to obey political authority. Unlike necessity-based arguments, this approach attempts to provide a genuinely normative account of why individuals are bound by the state</w:t>
+      </w:r>
+      <w:r>
+        <w:rPr>
+          <w:color w:val="000000" w:themeColor="text1"/>
+        </w:rPr>
+        <w:t>’s directives</w:t>
+      </w:r>
+      <w:r>
+        <w:rPr>
+          <w:color w:val="000000" w:themeColor="text1"/>
+        </w:rPr>
+        <w:t>.</w:t>
       </w:r>
       <w:r>
         <w:rPr>
@@ -781,7 +756,7 @@
         <w:rPr>
           <w:color w:val="000000" w:themeColor="text1"/>
         </w:rPr>
-        <w:t>Here a moral argument is provided for why individuals have a moral duty to obey the state.</w:t>
+        <w:t>Here a moral argument is provided for why individuals have a duty to obey the state.</w:t>
       </w:r>
       <w:r>
         <w:rPr>
@@ -945,7 +920,31 @@
         <w:rPr>
           <w:color w:val="000000" w:themeColor="text1"/>
         </w:rPr>
-        <w:t>As Wolff notes, fairness theory faces a significant difficulty. If it is to justify political obligation, it must be shown that the mere receipt of benefits is sufficient to generate a binding obligation. Wolff, following A. John Simmons, argues that this condition is not clearly satisfied, particularly where the benefits in question are non-voluntary or unavoidable, and where it is not evident that all individuals genuinely benefit from the scheme.</w:t>
+        <w:t xml:space="preserve">As Wolff notes, fairness theory faces a significant difficulty. If it is to justify political obligation, it must be shown that the mere receipt of benefits is sufficient to generate a binding obligation. </w:t>
+      </w:r>
+      <w:r>
+        <w:rPr>
+          <w:color w:val="000000" w:themeColor="text1"/>
+        </w:rPr>
+        <w:t>F</w:t>
+      </w:r>
+      <w:r>
+        <w:rPr>
+          <w:color w:val="000000" w:themeColor="text1"/>
+        </w:rPr>
+        <w:t xml:space="preserve">ollowing A. John Simmons, </w:t>
+      </w:r>
+      <w:r>
+        <w:rPr>
+          <w:color w:val="000000" w:themeColor="text1"/>
+        </w:rPr>
+        <w:t xml:space="preserve">he </w:t>
+      </w:r>
+      <w:r>
+        <w:rPr>
+          <w:color w:val="000000" w:themeColor="text1"/>
+        </w:rPr>
+        <w:t>argues that this condition is not clearly satisfied, particularly where the benefits in question are non-voluntary or unavoidable, and where it is not evident that all individuals genuinely benefit from the scheme.</w:t>
       </w:r>
       <w:r>
         <w:rPr>
@@ -958,43 +957,19 @@
         <w:rPr>
           <w:color w:val="000000" w:themeColor="text1"/>
         </w:rPr>
-        <w:t xml:space="preserve"> From the standpoint of </w:t>
-      </w:r>
-      <w:r>
-        <w:rPr>
-          <w:color w:val="000000" w:themeColor="text1"/>
-        </w:rPr>
-        <w:t>an a</w:t>
-      </w:r>
-      <w:r>
-        <w:rPr>
-          <w:color w:val="000000" w:themeColor="text1"/>
-        </w:rPr>
-        <w:t xml:space="preserve">narchist, even those who benefit may object to being bound by a scheme they have not voluntarily accepted. The fairness argument therefore depends on showing that those subject to the scheme not only receive but also accept its benefits. Where this condition is not met, it becomes difficult to </w:t>
-      </w:r>
-      <w:r>
-        <w:rPr>
-          <w:color w:val="000000" w:themeColor="text1"/>
-        </w:rPr>
-        <w:t xml:space="preserve">defend </w:t>
-      </w:r>
-      <w:r>
-        <w:rPr>
-          <w:color w:val="000000" w:themeColor="text1"/>
-        </w:rPr>
-        <w:t>how political obligation can extend to all those within</w:t>
-      </w:r>
-      <w:r>
-        <w:rPr>
-          <w:color w:val="000000" w:themeColor="text1"/>
-        </w:rPr>
-        <w:t xml:space="preserve"> the state’s </w:t>
-      </w:r>
-      <w:r>
-        <w:rPr>
-          <w:color w:val="000000" w:themeColor="text1"/>
-        </w:rPr>
-        <w:t>jurisdiction, and thus how it can support a general claim to authority, particularly where such authority is exercised coercively.</w:t>
+        <w:t xml:space="preserve"> </w:t>
+      </w:r>
+      <w:r>
+        <w:rPr>
+          <w:color w:val="000000" w:themeColor="text1"/>
+        </w:rPr>
+        <w:t>At least, f</w:t>
+      </w:r>
+      <w:r>
+        <w:rPr>
+          <w:color w:val="000000" w:themeColor="text1"/>
+        </w:rPr>
+        <w:t>rom the standpoint of an anarchist, even those who benefit may object to being bound by a scheme they have not voluntarily accepted. The fairness argument therefore depends on showing that those subject to the scheme not only receive but also accept its benefits. Where this condition is not met, it becomes difficult to defend how political obligation can extend to all those within the state’s jurisdiction, and thus how it can support a general claim to authority, particularly where such authority is exercised coercively.</w:t>
       </w:r>
     </w:p>
     <w:p>
@@ -1034,7 +1009,31 @@
           <w:color w:val="000000" w:themeColor="text1"/>
         </w:rPr>
         <w:lastRenderedPageBreak/>
-        <w:t>Wolff argues, however, that this account encounters a further difficulty, which may be described as the particularity problem. Suppose we grant that individuals have a natural duty of justice, it does not follow that this duty is owed to the state as such, but rather to other persons or to just institutions more generally. For this reason, natural duty theory does not adequately explain why a general duty to support just institutions should take the form of an obligation to obey the directives of particular political institutions.</w:t>
+        <w:t xml:space="preserve">Wolff argues, however, that this account </w:t>
+      </w:r>
+      <w:r>
+        <w:rPr>
+          <w:color w:val="000000" w:themeColor="text1"/>
+        </w:rPr>
+        <w:t xml:space="preserve">also </w:t>
+      </w:r>
+      <w:r>
+        <w:rPr>
+          <w:color w:val="000000" w:themeColor="text1"/>
+        </w:rPr>
+        <w:t xml:space="preserve">encounters a difficulty, which </w:t>
+      </w:r>
+      <w:r>
+        <w:rPr>
+          <w:color w:val="000000" w:themeColor="text1"/>
+        </w:rPr>
+        <w:t xml:space="preserve">I think is best </w:t>
+      </w:r>
+      <w:r>
+        <w:rPr>
+          <w:color w:val="000000" w:themeColor="text1"/>
+        </w:rPr>
+        <w:t>described as the particularity problem. Suppose we grant that individuals have a natural duty of justice, it does not follow that this duty is owed to the state as such, but rather to other persons or to just institutions more generally. For this reason, natural duty theory does not adequately explain why a general duty to support just institutions should take the form of an obligation to obey the directives of particular political institutions.</w:t>
       </w:r>
       <w:r>
         <w:rPr>
@@ -1076,19 +1075,7 @@
         <w:rPr>
           <w:color w:val="000000" w:themeColor="text1"/>
         </w:rPr>
-        <w:t xml:space="preserve">In other words, it </w:t>
-      </w:r>
-      <w:r>
-        <w:rPr>
-          <w:color w:val="000000" w:themeColor="text1"/>
-        </w:rPr>
-        <w:t>cannot be ascertained why</w:t>
-      </w:r>
-      <w:r>
-        <w:rPr>
-          <w:color w:val="000000" w:themeColor="text1"/>
-        </w:rPr>
-        <w:t xml:space="preserve"> individuals should direct their duty of justice to the state rather than to other persons or institutions. This leaves unresolved whether the state is the appropriate agent to enforce individuals’ natural duty of justice, and whether its claim to enforce such duties can be adequately justified. Furthermore, it calls into question the justification of state actions geared towards such enforcement.</w:t>
+        <w:t>In other words, it cannot be ascertained why individuals should direct their duty of justice to the state rather than to other persons or institutions. This leaves unresolved whether the state is the appropriate agent to enforce individuals’ natural duty of justice, and whether its claim to enforce such duties can be adequately justified. Furthermore, it calls into question the justification of state actions geared towards such enforcement.</w:t>
       </w:r>
     </w:p>
     <w:p>
@@ -1104,19 +1091,7 @@
         <w:rPr>
           <w:color w:val="000000" w:themeColor="text1"/>
         </w:rPr>
-        <w:t xml:space="preserve">What Wolff reiterates in the foregoing theories is that the liberal response, though ambitious in its attempt to ground political obligation, encounters consistent problems. </w:t>
-      </w:r>
-      <w:r>
-        <w:rPr>
-          <w:color w:val="000000" w:themeColor="text1"/>
-        </w:rPr>
-        <w:t>Incidentally, e</w:t>
-      </w:r>
-      <w:r>
-        <w:rPr>
-          <w:color w:val="000000" w:themeColor="text1"/>
-        </w:rPr>
-        <w:t>ach liberal theory identifies a plausible basis for political obligation, but none appears capable of offering a sufficiently general and unified account.</w:t>
+        <w:t>What Wolff reiterates in the foregoing theories is that the liberal response, though ambitious in its attempt to ground political obligation, encounters consistent problems. Incidentally, each liberal theory identifies a plausible basis for political obligation, but none appears capable of offering a sufficiently general and unified account.</w:t>
       </w:r>
       <w:r>
         <w:rPr>
@@ -1129,21 +1104,33 @@
         <w:rPr>
           <w:color w:val="000000" w:themeColor="text1"/>
         </w:rPr>
-        <w:t xml:space="preserve"> This suggests that the problem is not limited to the inadequacy of </w:t>
+        <w:t xml:space="preserve"> This suggests that the problem is not limited to the inadequacy of particular </w:t>
       </w:r>
       <w:proofErr w:type="gramStart"/>
       <w:r>
         <w:rPr>
           <w:color w:val="000000" w:themeColor="text1"/>
         </w:rPr>
-        <w:t>particular theories</w:t>
+        <w:t>theories, but</w:t>
       </w:r>
       <w:proofErr w:type="gramEnd"/>
       <w:r>
         <w:rPr>
           <w:color w:val="000000" w:themeColor="text1"/>
         </w:rPr>
-        <w:t>, but also to the assumption that political obligation must be based on a single principle applicable in all cases. For Wolff, this assumption is misguided. It is this insight that motivates Wolff’s rejection of monistic accounts and his turn to a pluralistic framework, in which different considerations may ground obligations in different contexts.</w:t>
+        <w:t xml:space="preserve"> </w:t>
+      </w:r>
+      <w:r>
+        <w:rPr>
+          <w:color w:val="000000" w:themeColor="text1"/>
+        </w:rPr>
+        <w:t xml:space="preserve">extends </w:t>
+      </w:r>
+      <w:r>
+        <w:rPr>
+          <w:color w:val="000000" w:themeColor="text1"/>
+        </w:rPr>
+        <w:t>to the assumption that political obligation must be based on a single principle applicable in all cases. For Wolff, this assumption is misguided. It is this insight that motivates Wolff’s rejection of monistic accounts and his turn to a pluralistic framework, in which different considerations may ground obligations in different contexts.</w:t>
       </w:r>
     </w:p>
     <w:p>
@@ -1159,19 +1146,7 @@
         <w:rPr>
           <w:color w:val="000000" w:themeColor="text1"/>
         </w:rPr>
-        <w:t xml:space="preserve">This shift, however, also raises a </w:t>
-      </w:r>
-      <w:r>
-        <w:rPr>
-          <w:color w:val="000000" w:themeColor="text1"/>
-        </w:rPr>
-        <w:t xml:space="preserve">preliminary question. </w:t>
-      </w:r>
-      <w:r>
-        <w:rPr>
-          <w:color w:val="000000" w:themeColor="text1"/>
-        </w:rPr>
-        <w:t>Even if political obligation is plural, variable, and in some cases absent, it remains to be considered whether such an account can sustain the kind of general authority the state claims over all those subject to it.</w:t>
+        <w:t>This shift, however, also raises a preliminary question. Even if political obligation is plural, variable, and in some cases absent, it remains to be considered whether such an account can sustain the kind of general authority the state claims over all those subject to it.</w:t>
       </w:r>
     </w:p>
     <w:p>
@@ -1213,14 +1188,26 @@
         <w:rPr>
           <w:color w:val="000000" w:themeColor="text1"/>
         </w:rPr>
-        <w:t xml:space="preserve">From the preceding discussion, one might expect that the failure of monistic liberal theories would lead to the abandonment of the project of political obligation altogether. Wolff resists this </w:t>
+        <w:t xml:space="preserve">From the preceding discussion, one might expect that the failure of monistic liberal theories would lead to the abandonment of the project of </w:t>
+      </w:r>
+      <w:r>
+        <w:rPr>
+          <w:color w:val="000000" w:themeColor="text1"/>
+        </w:rPr>
+        <w:t xml:space="preserve">grounding </w:t>
+      </w:r>
+      <w:r>
+        <w:rPr>
+          <w:color w:val="000000" w:themeColor="text1"/>
+        </w:rPr>
+        <w:t xml:space="preserve">political obligation altogether. Wolff resists </w:t>
       </w:r>
       <w:r>
         <w:rPr>
           <w:color w:val="000000" w:themeColor="text1"/>
         </w:rPr>
         <w:lastRenderedPageBreak/>
-        <w:t>conclusion. Instead, he argues that the shortcomings of individual theories do not show that political obligation cannot be justified, but rather that it cannot be derived from a single, unified principle. As he suggests, each of the traditional theories captures something important, even if none is sufficient in isolation.</w:t>
+        <w:t>this conclusion. Instead, he argues that the shortcomings of individual theories do not show that political obligation cannot be justified, but rather that it cannot be derived from a single, unified principle. As he suggests, each of the traditional theories captures something important, even if none is sufficient in isolation.</w:t>
       </w:r>
     </w:p>
     <w:p>
@@ -1236,13 +1223,7 @@
         <w:rPr>
           <w:color w:val="000000" w:themeColor="text1"/>
         </w:rPr>
-        <w:t xml:space="preserve">Wolff must cross one more hurdle. </w:t>
-      </w:r>
-      <w:r>
-        <w:rPr>
-          <w:color w:val="000000" w:themeColor="text1"/>
-        </w:rPr>
-        <w:t>Any philosophical theory that purports to justify the state and political obligation must confront the anarchist objection. This objection takes two principal forms. The first is the a priori challenge to political authority. On this view, no rational argument can justify the authority of the state, since authority and individual autonomy are fundamentally incompatible. This position is most prominently associated with R. P. Wolff, who argues that the obligation to obey political authority cannot be reconciled with the autonomy of the individual. If this is correct, then the very project of justifying political authority, and by extension the state, would be incoherent.</w:t>
+        <w:t>Wolff must cross one more hurdle. Any philosophical theory that purports to justify the state and political obligation must confront the anarchist objection. This objection takes two principal forms. The first is the a priori challenge to political authority. On this view, no rational argument can justify the authority of the state, since authority and individual autonomy are fundamentally incompatible. This position is most prominently associated with R. P. Wolff, who argues that the obligation to obey political authority cannot be reconciled with the autonomy of the individual. If this is correct, then the very project of justifying political authority, and by extension the state, would be incoherent.</w:t>
       </w:r>
       <w:r>
         <w:rPr>
@@ -1311,31 +1292,7 @@
         <w:rPr>
           <w:color w:val="000000" w:themeColor="text1"/>
         </w:rPr>
-        <w:t xml:space="preserve">, Wolff develops his response to this </w:t>
-      </w:r>
-      <w:r>
-        <w:rPr>
-          <w:color w:val="000000" w:themeColor="text1"/>
-        </w:rPr>
-        <w:t xml:space="preserve">challenge </w:t>
-      </w:r>
-      <w:r>
-        <w:rPr>
-          <w:color w:val="000000" w:themeColor="text1"/>
-        </w:rPr>
-        <w:t xml:space="preserve">by identifying a set of </w:t>
-      </w:r>
-      <w:r>
-        <w:rPr>
-          <w:color w:val="000000" w:themeColor="text1"/>
-        </w:rPr>
-        <w:t xml:space="preserve">assumptions </w:t>
-      </w:r>
-      <w:r>
-        <w:rPr>
-          <w:color w:val="000000" w:themeColor="text1"/>
-        </w:rPr>
-        <w:t xml:space="preserve">that, in his view, have obstructed progress in theorizing political obligation. The first is the burden of proof: the view that a theorist of political obligation must refute the anarchist, even though the anarchist is not held to a corresponding burden. Wolff argues that this asymmetry is misplaced. Rather than granting the anarchist this advantage, theorizing </w:t>
+        <w:t xml:space="preserve">, Wolff develops his response to this challenge by identifying a set of assumptions that, in his view, have obstructed progress in theorizing political obligation. The first is the burden of proof: the view that a theorist of political obligation must refute the anarchist, even though the anarchist is not held to a corresponding burden. Wolff argues that this asymmetry is misplaced. Rather than granting the anarchist this advantage, theorizing </w:t>
       </w:r>
       <w:r>
         <w:rPr>
@@ -1388,7 +1345,19 @@
         <w:rPr>
           <w:color w:val="000000" w:themeColor="text1"/>
         </w:rPr>
-        <w:t>The rejection of these assumptions allows Wolff to reconceive the structure of political obligation. Rather than seeking a single, decisive response to anarchism, theorizing may proceed from a neutral standpoint and allow for multiple grounds of obligation. Abandoning the assumptions of singularity and uniformity makes it possible to accept that political obligations may arise from different moral considerations and may vary in kind and degree across individuals. Rejecting the requirement of universality further opens the possibility that political obligation need not extend to all those subject to the state in the same way, or at all. At this point, Wolff suggests that we must be prepared to accept that political obligation does not extend to all.</w:t>
+        <w:t xml:space="preserve">The rejection of these assumptions allows Wolff to reconceive the structure of political obligation. Rather than seeking a single, decisive response to anarchism, theorizing may proceed from a neutral standpoint and allow for multiple grounds of obligation. Abandoning the assumptions of singularity and uniformity makes it possible to accept that political obligations may arise from different moral considerations and may vary in kind and degree across individuals. Rejecting the requirement of universality further opens the possibility that political obligation need not extend to all those subject to the state in the same way, or at all. </w:t>
+      </w:r>
+      <w:r>
+        <w:rPr>
+          <w:color w:val="000000" w:themeColor="text1"/>
+        </w:rPr>
+        <w:t xml:space="preserve">In other words, </w:t>
+      </w:r>
+      <w:r>
+        <w:rPr>
+          <w:color w:val="000000" w:themeColor="text1"/>
+        </w:rPr>
+        <w:t>we must be prepared to accept that political obligation does not extend to all.</w:t>
       </w:r>
       <w:r>
         <w:rPr>
@@ -1448,19 +1417,7 @@
         <w:rPr>
           <w:color w:val="000000" w:themeColor="text1"/>
         </w:rPr>
-        <w:t xml:space="preserve"> actions are therefore justified on different moral grounds. Because these reasons do not apply uniformly across all individuals, they do not straightforwardly establish a general obligation binding on all those subject to the state. The </w:t>
-      </w:r>
-      <w:r>
-        <w:rPr>
-          <w:color w:val="000000" w:themeColor="text1"/>
-        </w:rPr>
-        <w:t xml:space="preserve">query here, </w:t>
-      </w:r>
-      <w:r>
-        <w:rPr>
-          <w:color w:val="000000" w:themeColor="text1"/>
-        </w:rPr>
-        <w:t>then, is whether such an account can sustain a general claim to authority.</w:t>
+        <w:t xml:space="preserve"> actions are therefore justified on different moral grounds. Because these reasons do not apply uniformly across all individuals, they do not straightforwardly establish a general obligation binding on all those subject to the state. The query here, then, is whether such an account can sustain a general claim to authority.</w:t>
       </w:r>
     </w:p>
     <w:p>
@@ -1867,7 +1824,19 @@
         <w:rPr>
           <w:color w:val="000000" w:themeColor="text1"/>
         </w:rPr>
-        <w:t xml:space="preserve">more precisely. Wolff’s account allows that political obligation may vary in its grounds, its strength, and even its existence. Some individuals may be bound by considerations of fairness or justice, others may comply for prudential reasons, while some may not be bound at all. Political authority, by contrast, </w:t>
+        <w:t>more precisely</w:t>
+      </w:r>
+      <w:r>
+        <w:rPr>
+          <w:color w:val="000000" w:themeColor="text1"/>
+        </w:rPr>
+        <w:t xml:space="preserve">: </w:t>
+      </w:r>
+      <w:r>
+        <w:rPr>
+          <w:color w:val="000000" w:themeColor="text1"/>
+        </w:rPr>
+        <w:t xml:space="preserve">Wolff’s account allows that political obligation may vary in its grounds, its strength, and even its existence. Some individuals may be bound by considerations of fairness or justice, others may comply for prudential reasons, while some may not be bound at all. Political authority, by contrast, </w:t>
       </w:r>
       <w:r>
         <w:rPr>
@@ -1941,13 +1910,7 @@
         <w:rPr>
           <w:color w:val="000000" w:themeColor="text1"/>
         </w:rPr>
-        <w:t>It may be added that it makes little difference that Wolff seeks to reject the requirement of uniformity if his framework still presupposes political authority as a condition for the justification of state actions</w:t>
-      </w:r>
-      <w:r>
-        <w:rPr>
-          <w:color w:val="000000" w:themeColor="text1"/>
-        </w:rPr>
-        <w:t>.</w:t>
+        <w:t>It may be added that it makes little difference that Wolff seeks to reject the requirement of uniformity if his framework still presupposes political authority as a condition for the justification of state actions.</w:t>
       </w:r>
     </w:p>
     <w:p>
@@ -1981,19 +1944,7 @@
         <w:rPr>
           <w:color w:val="000000" w:themeColor="text1"/>
         </w:rPr>
-        <w:t xml:space="preserve">issue </w:t>
-      </w:r>
-      <w:r>
-        <w:rPr>
-          <w:color w:val="000000" w:themeColor="text1"/>
-        </w:rPr>
-        <w:t>can be brought into sharper focus by framing it as a dilemma.</w:t>
-      </w:r>
-      <w:r>
-        <w:rPr>
-          <w:color w:val="000000" w:themeColor="text1"/>
-        </w:rPr>
-        <w:t xml:space="preserve"> </w:t>
+        <w:t xml:space="preserve">issue can be brought into sharper focus by framing it as a dilemma. </w:t>
       </w:r>
       <w:r>
         <w:rPr>
@@ -2005,37 +1956,7 @@
         <w:rPr>
           <w:color w:val="000000" w:themeColor="text1"/>
         </w:rPr>
-        <w:t xml:space="preserve">clearly establishing that such considerations generate obligations in the relevant normative sense. On this reading, the account </w:t>
-      </w:r>
-      <w:r>
-        <w:rPr>
-          <w:color w:val="000000" w:themeColor="text1"/>
-        </w:rPr>
-        <w:t xml:space="preserve">would </w:t>
-      </w:r>
-      <w:r>
-        <w:rPr>
-          <w:color w:val="000000" w:themeColor="text1"/>
-        </w:rPr>
-        <w:t xml:space="preserve">remain at the level of explanation rather than providing a </w:t>
-      </w:r>
-      <w:r>
-        <w:rPr>
-          <w:color w:val="000000" w:themeColor="text1"/>
-        </w:rPr>
-        <w:t xml:space="preserve">thoroughly convincing </w:t>
-      </w:r>
-      <w:r>
-        <w:rPr>
-          <w:color w:val="000000" w:themeColor="text1"/>
-        </w:rPr>
-        <w:t>normative justification of political obligation.</w:t>
-      </w:r>
-      <w:r>
-        <w:rPr>
-          <w:color w:val="000000" w:themeColor="text1"/>
-        </w:rPr>
-        <w:t xml:space="preserve"> </w:t>
+        <w:t xml:space="preserve">clearly establishing that such considerations generate obligations in the relevant normative sense. On this reading, the account would remain at the level of explanation rather than providing a thoroughly convincing normative justification of political obligation. </w:t>
       </w:r>
       <w:r>
         <w:rPr>
@@ -2053,7 +1974,13 @@
         <w:rPr>
           <w:color w:val="000000" w:themeColor="text1"/>
         </w:rPr>
-        <w:t>such heterogeneous and context-dependent reasons ground a general right of the state to enforce compliance.</w:t>
+        <w:t>such heterogeneous and context-dependent reasons ground a general right of the state to enforce compliance</w:t>
+      </w:r>
+      <w:r>
+        <w:rPr>
+          <w:color w:val="000000" w:themeColor="text1"/>
+        </w:rPr>
+        <w:t>?</w:t>
       </w:r>
     </w:p>
     <w:p>
@@ -2188,19 +2115,7 @@
         <w:rPr>
           <w:color w:val="000000" w:themeColor="text1"/>
         </w:rPr>
-        <w:t xml:space="preserve">by what may be described as the uneven distribution of political obligation. Because the considerations identified by Wolff do not apply uniformly, the resulting obligations are effectively agent-relative, varying across individuals depending on the circumstances in which those considerations arise. </w:t>
-      </w:r>
-      <w:r>
-        <w:rPr>
-          <w:color w:val="000000" w:themeColor="text1"/>
-        </w:rPr>
-        <w:t>Thus, w</w:t>
-      </w:r>
-      <w:r>
-        <w:rPr>
-          <w:color w:val="000000" w:themeColor="text1"/>
-        </w:rPr>
-        <w:t>hile Wolff’s account may accurately reflect the diversity of moral considerations at play, it raises a further question about how such agent-relative grounds of obligation can be reconciled with a conception of political authority that is asserted in general terms. A theory that allows for the absence of obligation in some cases must also explain how coercive authority remains justified in those cases. Wolff’s account does not provide such an explanation.</w:t>
+        <w:t>by what may be described as the uneven distribution of political obligation. Because the considerations identified by Wolff do not apply uniformly, the resulting obligations are effectively agent-relative, varying across individuals depending on the circumstances in which those considerations arise. Thus, while Wolff’s account may accurately reflect the diversity of moral considerations at play, it raises a further question about how such agent-relative grounds of obligation can be reconciled with a conception of political authority that is asserted in general terms. A theory that allows for the absence of obligation in some cases must also explain how coercive authority remains justified in those cases. Wolff’s account does not provide such an explanation.</w:t>
       </w:r>
     </w:p>
     <w:p>
@@ -2216,43 +2131,7 @@
         <w:rPr>
           <w:color w:val="000000" w:themeColor="text1"/>
         </w:rPr>
-        <w:t xml:space="preserve">One more </w:t>
-      </w:r>
-      <w:r>
-        <w:rPr>
-          <w:color w:val="000000" w:themeColor="text1"/>
-        </w:rPr>
-        <w:t xml:space="preserve">related </w:t>
-      </w:r>
-      <w:r>
-        <w:rPr>
-          <w:color w:val="000000" w:themeColor="text1"/>
-        </w:rPr>
-        <w:t xml:space="preserve">issue </w:t>
-      </w:r>
-      <w:r>
-        <w:rPr>
-          <w:color w:val="000000" w:themeColor="text1"/>
-        </w:rPr>
-        <w:t>concerns the distinction between reasons that explain compliance and those that generate genuine obligation. Wolff’s framework suggests that these do not always coincide</w:t>
-      </w:r>
-      <w:r>
-        <w:rPr>
-          <w:color w:val="000000" w:themeColor="text1"/>
-        </w:rPr>
-        <w:t>. But</w:t>
-      </w:r>
-      <w:r>
-        <w:rPr>
-          <w:color w:val="000000" w:themeColor="text1"/>
-        </w:rPr>
-        <w:t xml:space="preserve"> how political obligation can be grounded in moral reasons capable of supporting political authority</w:t>
-      </w:r>
-      <w:r>
-        <w:rPr>
-          <w:color w:val="000000" w:themeColor="text1"/>
-        </w:rPr>
-        <w:t xml:space="preserve"> is not c</w:t>
+        <w:t>One more related issue concerns the distinction between reasons that explain compliance and those that generate genuine obligation. Wolff’s framework suggests that these do not always coincide. But how political obligation can be grounded in moral reasons capable of supporting political authority is not c</w:t>
       </w:r>
       <w:r>
         <w:rPr>
@@ -2264,13 +2143,7 @@
         <w:rPr>
           <w:color w:val="000000" w:themeColor="text1"/>
         </w:rPr>
-        <w:t>nvincingly specified</w:t>
-      </w:r>
-      <w:r>
-        <w:rPr>
-          <w:color w:val="000000" w:themeColor="text1"/>
-        </w:rPr>
-        <w:t xml:space="preserve">. Prudential considerations may </w:t>
+        <w:t xml:space="preserve">nvincingly specified. Prudential considerations may </w:t>
       </w:r>
       <w:r>
         <w:rPr>
@@ -2336,7 +2209,19 @@
         <w:rPr>
           <w:color w:val="000000" w:themeColor="text1"/>
         </w:rPr>
-        <w:t>My emphasis is that prudential reasons for compliance cannot serve as a substitute for genuine obligation, nor is it clear that they acquire such force simply by being incorporated into a plural ground of obligation.</w:t>
+        <w:t xml:space="preserve">My </w:t>
+      </w:r>
+      <w:r>
+        <w:rPr>
+          <w:color w:val="000000" w:themeColor="text1"/>
+        </w:rPr>
+        <w:t>contention</w:t>
+      </w:r>
+      <w:r>
+        <w:rPr>
+          <w:color w:val="000000" w:themeColor="text1"/>
+        </w:rPr>
+        <w:t xml:space="preserve"> is that prudential reasons for compliance cannot serve as a substitute for genuine obligation, nor is it clear that they acquire such force simply by being incorporated into a plural ground of obligation.</w:t>
       </w:r>
     </w:p>
     <w:p>
@@ -2352,31 +2237,7 @@
         <w:rPr>
           <w:color w:val="000000" w:themeColor="text1"/>
         </w:rPr>
-        <w:t>Perhaps Wolff’s strongest argument lies in his appeal to the coordinating role of the state. He suggests that modern societies require institutional mechanisms to organize collective action and to secure compliance with duties of justice. Suppose we grant that such coordination is necessary</w:t>
-      </w:r>
-      <w:r>
-        <w:rPr>
-          <w:color w:val="000000" w:themeColor="text1"/>
-        </w:rPr>
-        <w:t xml:space="preserve">, </w:t>
-      </w:r>
-      <w:r>
-        <w:rPr>
-          <w:color w:val="000000" w:themeColor="text1"/>
-        </w:rPr>
-        <w:t xml:space="preserve">what follows? At most, it shows that the duty of justice is morally significant and that its realization may be socially beneficial. The </w:t>
-      </w:r>
-      <w:r>
-        <w:rPr>
-          <w:color w:val="000000" w:themeColor="text1"/>
-        </w:rPr>
-        <w:t>problem here</w:t>
-      </w:r>
-      <w:r>
-        <w:rPr>
-          <w:color w:val="000000" w:themeColor="text1"/>
-        </w:rPr>
-        <w:t xml:space="preserve">, however, is that the justification of political authority requires more than an account of why compliance is beneficial or even morally desirable; </w:t>
+        <w:t xml:space="preserve">Perhaps Wolff’s strongest argument lies in his appeal to the coordinating role of the state. He suggests that modern societies require institutional mechanisms to organize collective action and to secure compliance with duties of justice. Suppose we grant that such coordination is necessary, what follows? At most, it shows that the duty of justice is morally significant and that its realization may be socially beneficial. The problem here, however, is that the justification of political authority requires more than an account of why compliance is beneficial or even morally desirable; </w:t>
       </w:r>
       <w:r>
         <w:rPr>
@@ -2486,6 +2347,54 @@
         </w:rPr>
         <w:t xml:space="preserve"> actions.</w:t>
       </w:r>
+      <w:r>
+        <w:rPr>
+          <w:color w:val="000000" w:themeColor="text1"/>
+        </w:rPr>
+        <w:t xml:space="preserve"> </w:t>
+      </w:r>
+      <w:r>
+        <w:rPr>
+          <w:color w:val="000000" w:themeColor="text1"/>
+        </w:rPr>
+        <w:t>Wolff’s account performs an important philosophical role</w:t>
+      </w:r>
+      <w:r>
+        <w:rPr>
+          <w:color w:val="000000" w:themeColor="text1"/>
+        </w:rPr>
+        <w:t>: it</w:t>
+      </w:r>
+      <w:r>
+        <w:rPr>
+          <w:color w:val="000000" w:themeColor="text1"/>
+        </w:rPr>
+        <w:t xml:space="preserve"> expos</w:t>
+      </w:r>
+      <w:r>
+        <w:rPr>
+          <w:color w:val="000000" w:themeColor="text1"/>
+        </w:rPr>
+        <w:t>es</w:t>
+      </w:r>
+      <w:r>
+        <w:rPr>
+          <w:color w:val="000000" w:themeColor="text1"/>
+        </w:rPr>
+        <w:t xml:space="preserve"> the limitations of monistic theories and demonstrating the plurality of considerations that bear on political obligation</w:t>
+      </w:r>
+      <w:r>
+        <w:rPr>
+          <w:color w:val="000000" w:themeColor="text1"/>
+        </w:rPr>
+        <w:t xml:space="preserve">; it also </w:t>
+      </w:r>
+      <w:r>
+        <w:rPr>
+          <w:color w:val="000000" w:themeColor="text1"/>
+        </w:rPr>
+        <w:t xml:space="preserve">unravels the tension between the diversity of reasons for compliance and the generality of political authority. </w:t>
+      </w:r>
     </w:p>
     <w:p>
       <w:pPr>
@@ -2572,7 +2481,14 @@
         <w:rPr>
           <w:color w:val="000000" w:themeColor="text1"/>
         </w:rPr>
-        <w:t xml:space="preserve"> results in an account of political obligation that is unevenly distributed and, in some cases, insufficiently normative. As a result, it becomes difficult to explain how all those subject to the state can be regarded as bound by its directives. In addition, even where such obligations exist, it remains unclear whether they are sufficient to justify the state’s authority to enforce them through coercive means. </w:t>
+        <w:t xml:space="preserve"> results in an account of political obligation that is unevenly distributed and, in some cases, insufficiently normative. As a result, it becomes difficult to explain how all those subject to the state can be regarded as bound by its directives. In addition, even where such obligations exist, it remains unclear whether they are sufficient to justify the state’s authority to </w:t>
+      </w:r>
+      <w:r>
+        <w:rPr>
+          <w:color w:val="000000" w:themeColor="text1"/>
+        </w:rPr>
+        <w:lastRenderedPageBreak/>
+        <w:t xml:space="preserve">enforce them through coercive means. </w:t>
       </w:r>
       <w:r>
         <w:rPr>
@@ -2630,14 +2546,13 @@
         <w:rPr>
           <w:color w:val="000000" w:themeColor="text1"/>
         </w:rPr>
-        <w:t xml:space="preserve">while Wolff’s pluralism offers a more plausible account of the grounds of political obligation, it does not fully resolve the question of how such obligation can </w:t>
-      </w:r>
-      <w:r>
-        <w:rPr>
-          <w:color w:val="000000" w:themeColor="text1"/>
-        </w:rPr>
-        <w:lastRenderedPageBreak/>
-        <w:t>support a general claim to authority</w:t>
+        <w:t>while Wolff’s pluralism offers a more plausible account of the grounds of political obligation, it does not fully resolve the question of how such obligation can support a general claim to authority</w:t>
+      </w:r>
+      <w:r>
+        <w:rPr>
+          <w:color w:val="000000" w:themeColor="text1"/>
+        </w:rPr>
+        <w:t xml:space="preserve"> that is typically associated with the state</w:t>
       </w:r>
       <w:r>
         <w:rPr>
@@ -2679,101 +2594,31 @@
         <w:rPr>
           <w:color w:val="000000" w:themeColor="text1"/>
         </w:rPr>
-        <w:t>the kind of authority the state claims over all those subject to it.</w:t>
-      </w:r>
-    </w:p>
-    <w:p>
-      <w:pPr>
-        <w:pStyle w:val="NormalWeb"/>
-        <w:spacing w:line="360" w:lineRule="auto"/>
-        <w:jc w:val="both"/>
-        <w:rPr>
-          <w:color w:val="000000" w:themeColor="text1"/>
-        </w:rPr>
-      </w:pPr>
-      <w:r>
-        <w:rPr>
-          <w:color w:val="000000" w:themeColor="text1"/>
-        </w:rPr>
-        <w:t xml:space="preserve">Undoubtedly, </w:t>
-      </w:r>
-      <w:r>
-        <w:rPr>
-          <w:color w:val="000000" w:themeColor="text1"/>
-        </w:rPr>
-        <w:t xml:space="preserve">Wolff’s account performs an important philosophical </w:t>
-      </w:r>
-      <w:r>
-        <w:rPr>
-          <w:color w:val="000000" w:themeColor="text1"/>
-        </w:rPr>
-        <w:t xml:space="preserve">role. </w:t>
-      </w:r>
-      <w:r>
-        <w:rPr>
-          <w:color w:val="000000" w:themeColor="text1"/>
-        </w:rPr>
-        <w:t xml:space="preserve">By exposing the limitations of monistic theories and demonstrating the plurality of considerations that bear on political obligation, he shows that any adequate solution is unlikely to be grounded in a single, unified principle. </w:t>
-      </w:r>
-      <w:r>
-        <w:rPr>
-          <w:color w:val="000000" w:themeColor="text1"/>
-        </w:rPr>
-        <w:t xml:space="preserve">His account, therefore, unravels </w:t>
-      </w:r>
-      <w:r>
-        <w:rPr>
-          <w:color w:val="000000" w:themeColor="text1"/>
-        </w:rPr>
-        <w:t xml:space="preserve">the tension between the diversity of reasons for compliance and the generality of political authority. </w:t>
-      </w:r>
-      <w:r>
-        <w:rPr>
-          <w:color w:val="000000" w:themeColor="text1"/>
-        </w:rPr>
-        <w:t>As demonstrated in this chapter, i</w:t>
-      </w:r>
-      <w:r>
-        <w:rPr>
-          <w:color w:val="000000" w:themeColor="text1"/>
-        </w:rPr>
-        <w:t>t is this tension, rather than its resolution, that marks the significance of his pluralist framework.</w:t>
-      </w:r>
-    </w:p>
-    <w:p>
-      <w:pPr>
-        <w:pStyle w:val="NormalWeb"/>
-        <w:spacing w:line="360" w:lineRule="auto"/>
-        <w:jc w:val="both"/>
-        <w:rPr>
-          <w:color w:val="000000" w:themeColor="text1"/>
-        </w:rPr>
-      </w:pPr>
-      <w:r>
-        <w:rPr>
-          <w:color w:val="000000" w:themeColor="text1"/>
-        </w:rPr>
-        <w:t>T</w:t>
-      </w:r>
-      <w:r>
-        <w:rPr>
-          <w:color w:val="000000" w:themeColor="text1"/>
-        </w:rPr>
-        <w:t xml:space="preserve">his chapter does not dispute Wolff’s rejection of </w:t>
-      </w:r>
-      <w:proofErr w:type="gramStart"/>
-      <w:r>
-        <w:rPr>
-          <w:color w:val="000000" w:themeColor="text1"/>
-        </w:rPr>
-        <w:t>monism, but</w:t>
-      </w:r>
-      <w:proofErr w:type="gramEnd"/>
-      <w:r>
-        <w:rPr>
-          <w:color w:val="000000" w:themeColor="text1"/>
-        </w:rPr>
-        <w:t xml:space="preserve"> examines whether his pluralist framework can sustain a general and enforceable account of political authority of the kind typically associated with the state, even within the liberal tradition he implicitly favors.</w:t>
+        <w:t>the kind of</w:t>
+      </w:r>
+      <w:r>
+        <w:rPr>
+          <w:color w:val="000000" w:themeColor="text1"/>
+        </w:rPr>
+        <w:t xml:space="preserve"> general</w:t>
+      </w:r>
+      <w:r>
+        <w:rPr>
+          <w:color w:val="000000" w:themeColor="text1"/>
+        </w:rPr>
+        <w:t xml:space="preserve"> authority the state claims over all those subject to it.</w:t>
+      </w:r>
+      <w:r>
+        <w:rPr>
+          <w:color w:val="000000" w:themeColor="text1"/>
+        </w:rPr>
+        <w:t xml:space="preserve"> It is also doubtful if Wolff’s</w:t>
+      </w:r>
+      <w:r>
+        <w:rPr>
+          <w:color w:val="000000" w:themeColor="text1"/>
+        </w:rPr>
+        <w:t xml:space="preserve"> pluralist framework can sustain a general enforceable account of political authority, even within the liberal tradition he implicitly favors.</w:t>
       </w:r>
     </w:p>
     <w:sectPr>
@@ -4434,6 +4279,7 @@
   <w:style w:type="character" w:default="1" w:styleId="DefaultParagraphFont">
     <w:name w:val="Default Paragraph Font"/>
     <w:uiPriority w:val="1"/>
+    <w:semiHidden/>
     <w:unhideWhenUsed/>
   </w:style>
   <w:style w:type="table" w:default="1" w:styleId="TableNormal">
